--- a/system-development/guides/development-guide-zh_CN.docx
+++ b/system-development/guides/development-guide-zh_CN.docx
@@ -88,7 +88,7 @@
         <w:wordWrap w:val="0"/>
       </w:pPr>
       <w:r>
-        <w:t>1.4.0 · 2026-10-10</w:t>
+        <w:t>1.4.4 · 2026-10-12</w:t>
       </w:r>
     </w:p>
     <w:p>
@@ -2386,7 +2386,7 @@
           <w:rtl w:val="0"/>
           <w:lang w:val="en-US" w:eastAsia="zh-CN" w:bidi="zh-CN"/>
         </w:rPr>
-        <w:t>&lt;p&gt;&lt;?php echo esc_html( $invoice-&gt;store['details'] ); ?&gt;&lt;/p&gt;</w:t>
+        <w:t>&lt;?php if ($show('show_store_details')) {</w:t>
       </w:r>
     </w:p>
     <w:p>
@@ -2404,7 +2404,7 @@
           <w:rtl w:val="0"/>
           <w:lang w:val="en-US" w:eastAsia="zh-CN" w:bidi="zh-CN"/>
         </w:rPr>
-        <w:t>&lt;bdi dir="ltr"&gt;</w:t>
+        <w:t>printf('&lt;p&gt;%s&lt;/p&gt;', esc_html($invoice-&gt;store['details'])); }</w:t>
       </w:r>
     </w:p>
     <w:p>
@@ -2422,7 +2422,7 @@
           <w:rtl w:val="0"/>
           <w:lang w:val="en-US" w:eastAsia="zh-CN" w:bidi="zh-CN"/>
         </w:rPr>
-        <w:t xml:space="preserve">  &lt;?php echo esc_html( $invoice-&gt;store['email'] ); ?&gt;</w:t>
+        <w:t>if ($show('show_store_email')) {</w:t>
       </w:r>
     </w:p>
     <w:p>
@@ -2440,7 +2440,7 @@
           <w:rtl w:val="0"/>
           <w:lang w:val="en-US" w:eastAsia="zh-CN" w:bidi="zh-CN"/>
         </w:rPr>
-        <w:t>&lt;/bdi&gt;</w:t>
+        <w:t>printf('&lt;bdi dir="ltr"&gt;%s&lt;/bdi&gt;', esc_html($invoice-&gt;store['email'])); } ?&gt;</w:t>
       </w:r>
     </w:p>
     <w:p>
@@ -10215,7 +10215,7 @@
           <w:lang w:val="zh-CN" w:bidi="zh-CN"/>
           <w:rtl w:val="0"/>
         </w:rPr>
-        <w:t>1.4.0 · 2026-10-10 · c894eb05d2120a4bba09aa3500fe2842a0e48d74</w:t>
+        <w:t>1.4.4 · 2026-10-12 · c894eb05d2120a4bba09aa3500fe2842a0e48d74</w:t>
       </w:r>
     </w:p>
     <w:p>
@@ -11432,6 +11432,159 @@
         <w:t>docs/cross-platform-printing.md · print-agent/README.md</w:t>
       </w:r>
     </w:p>
+    <w:p>
+      <w:pPr>
+        <w:pStyle w:val="Heading1"/>
+        <w:bidi w:val="0"/>
+        <w:jc w:val="left"/>
+        <w:keepNext/>
+        <w:pageBreakBefore/>
+        <w:wordWrap w:val="0"/>
+      </w:pPr>
+      <w:pPr>
+        <w:pStyle w:val="Heading1"/>
+      </w:pPr>
+      <w:r>
+        <w:rPr>
+          <w:rFonts w:ascii="Arial Unicode MS" w:hAnsi="Arial Unicode MS" w:eastAsia="Arial Unicode MS" w:cs="Arial Unicode MS"/>
+          <w:color w:val="000000"/>
+          <w:rtl w:val="0"/>
+          <w:lang w:val="zh-CN" w:eastAsia="zh-CN" w:bidi="zh-CN"/>
+          <w:bCs w:val="1"/>
+        </w:rPr>
+        <w:t>1 4 4 版本发票显示</w:t>
+      </w:r>
+    </w:p>
+    <w:p>
+      <w:pPr>
+        <w:bidi w:val="0"/>
+        <w:jc w:val="left"/>
+        <w:keepNext w:val="0"/>
+        <w:wordWrap w:val="0"/>
+      </w:pPr>
+      <w:pPr/>
+      <w:r>
+        <w:rPr>
+          <w:rFonts w:ascii="Arial Unicode MS" w:hAnsi="Arial Unicode MS" w:eastAsia="Arial Unicode MS" w:cs="Arial Unicode MS"/>
+          <w:color w:val="000000"/>
+          <w:rtl w:val="0"/>
+          <w:lang w:val="zh-CN" w:eastAsia="zh-CN" w:bidi="zh-CN"/>
+        </w:rPr>
+        <w:t>在模板中选择商店、客户、订单、商品和结尾字段。未保存偏好时，显示商店名和收货地址。客户名、客户角色、邮箱、账单和商店地址、联系方式、日期、支付和运输方式、商品详情、金额明细、备注及页脚默认隐藏。明确保存的设置继续生效。未保存的账单地址回退和标签发件人也关闭。本补充替代此前的显示默认值说明。</w:t>
+      </w:r>
+    </w:p>
+    <w:p>
+      <w:pPr>
+        <w:bidi w:val="0"/>
+        <w:jc w:val="left"/>
+        <w:keepNext w:val="0"/>
+        <w:wordWrap w:val="0"/>
+      </w:pPr>
+      <w:pPr/>
+      <w:r>
+        <w:rPr>
+          <w:rFonts w:ascii="Arial Unicode MS" w:hAnsi="Arial Unicode MS" w:eastAsia="Arial Unicode MS" w:cs="Arial Unicode MS"/>
+          <w:color w:val="000000"/>
+          <w:rtl w:val="0"/>
+          <w:lang w:val="zh-CN" w:eastAsia="zh-CN" w:bidi="zh-CN"/>
+        </w:rPr>
+        <w:t>客户角色是关联 WordPress 账户当前的本地化角色；没有关联账户时显示访客。发票编号、商品名称、数量、各行应付金额及最终总额保留。隐藏明细不会重新计算已保存金额。标签和装箱单仍不含价格。升级后检查真实订单。</w:t>
+      </w:r>
+    </w:p>
+    <w:p>
+      <w:pPr>
+        <w:bidi w:val="0"/>
+        <w:jc w:val="left"/>
+        <w:keepNext w:val="0"/>
+        <w:wordWrap w:val="0"/>
+      </w:pPr>
+      <w:pPr/>
+      <w:r>
+        <w:rPr>
+          <w:rFonts w:ascii="Arial Unicode MS" w:hAnsi="Arial Unicode MS" w:eastAsia="Arial Unicode MS" w:cs="Arial Unicode MS"/>
+          <w:color w:val="000000"/>
+          <w:rtl w:val="0"/>
+          <w:lang w:val="zh-CN" w:eastAsia="zh-CN" w:bidi="zh-CN"/>
+        </w:rPr>
+        <w:t>选择 DejaVu Sans、DejaVu Serif 或 DejaVu Sans Mono，字号 6–16 磅；默认 Sans 10 磅。PDF 按文字系统自动回退字体的功能保留。紧凑间距减少边距和单元格内边距。紧凑布局、单页适配和热敏内容高度默认关闭。</w:t>
+      </w:r>
+    </w:p>
+    <w:p>
+      <w:pPr>
+        <w:bidi w:val="0"/>
+        <w:jc w:val="left"/>
+        <w:keepNext w:val="0"/>
+        <w:wordWrap w:val="0"/>
+      </w:pPr>
+      <w:pPr/>
+      <w:r>
+        <w:rPr>
+          <w:rFonts w:ascii="Arial Unicode MS" w:hAnsi="Arial Unicode MS" w:eastAsia="Arial Unicode MS" w:cs="Arial Unicode MS"/>
+          <w:color w:val="000000"/>
+          <w:rtl w:val="0"/>
+          <w:lang w:val="zh-CN" w:eastAsia="zh-CN" w:bidi="zh-CN"/>
+        </w:rPr>
+        <w:t>单页 PDF 以统一比例保留全部内容，最小缩放比例 60%；超限时明确报错，不裁切。可隐藏可选字段、启用紧凑间距或选用更大纸张。热敏高度保留 58/80 毫米宽度和字号，生成最长 2,000 毫米的单张卷纸页；更长内容报错。浏览器对这些选项使用 PDF 查看器，确认在查看器外。实际纸张和缩放仍由驱动设置决定。</w:t>
+      </w:r>
+    </w:p>
+    <w:p>
+      <w:pPr>
+        <w:bidi w:val="0"/>
+        <w:jc w:val="left"/>
+        <w:keepNext w:val="0"/>
+        <w:wordWrap w:val="0"/>
+      </w:pPr>
+      <w:pPr/>
+      <w:r>
+        <w:rPr>
+          <w:rFonts w:ascii="Arial Unicode MS" w:hAnsi="Arial Unicode MS" w:eastAsia="Arial Unicode MS" w:cs="Arial Unicode MS"/>
+          <w:color w:val="000000"/>
+          <w:rtl w:val="0"/>
+          <w:lang w:val="zh-CN" w:eastAsia="zh-CN" w:bidi="zh-CN"/>
+        </w:rPr>
+        <w:t>现有 PDF 后端没有通用切纸命令。请在支持的驱动中设置文档结束时切纸。CUPS 请求 job-sheets=none 以取消可选横幅页；服务器强制策略仍可能添加纸张。插件版本 1.4.4，数据库结构 1.4.3，权限 1.4.0，旧供应商退役标记 1.3.0。</w:t>
+      </w:r>
+    </w:p>
+    <w:p>
+      <w:pPr>
+        <w:bidi w:val="0"/>
+        <w:jc w:val="left"/>
+        <w:keepNext w:val="0"/>
+        <w:wordWrap w:val="0"/>
+      </w:pPr>
+      <w:pPr/>
+      <w:r>
+        <w:rPr>
+          <w:rFonts w:ascii="Arial Unicode MS" w:hAnsi="Arial Unicode MS" w:eastAsia="Arial Unicode MS" w:cs="Arial Unicode MS"/>
+          <w:color w:val="000000"/>
+          <w:rtl w:val="0"/>
+          <w:lang w:val="zh-CN" w:eastAsia="zh-CN" w:bidi="zh-CN"/>
+        </w:rPr>
+        <w:t>自定义模板需采用随附显示辅助方法以遵循设置。完整授权数据模型仍可访问；可见性不是访问控制。保留转义、RTL 和字体回退，测试默认隐藏、明确选项、最终总额、完整内容适配及过长订单失败。参阅 docs/invoice-layout.md 和 docs/review-1.4.4.md。</w:t>
+      </w:r>
+    </w:p>
+    <w:p>
+      <w:pPr>
+        <w:pStyle w:val="Code"/>
+      </w:pPr>
+      <w:r>
+        <w:t>InvoiceData-&gt;customer['role']</w:t>
+        <w:br/>
+        <w:t>InvoiceData-&gt;fulfillment['presentation']</w:t>
+        <w:br/>
+        <w:t>SettingsRepository::presentation()</w:t>
+        <w:br/>
+        <w:t>invoice_font: dejavusans | dejavuserif | dejavusansmono</w:t>
+        <w:br/>
+        <w:t>invoice_font_size: 6..16 (default 10)</w:t>
+        <w:br/>
+        <w:t>compact_layout | single_page | thermal_auto_height: false</w:t>
+        <w:br/>
+        <w:t>show_*: individual booleans (flat)</w:t>
+        <w:br/>
+        <w:t>docs/invoice-layout.md</w:t>
+      </w:r>
+    </w:p>
     <w:sectPr>
       <w:headerReference w:type="default" r:id="rId9"/>
       <w:footerReference w:type="default" r:id="rId10"/>
@@ -11508,7 +11661,7 @@
         <w:rtl w:val="0"/>
         <w:lang w:val="en-US" w:eastAsia="zh-CN" w:bidi="zh-CN"/>
       </w:rPr>
-      <w:t>WooCommerce Invoice Printer  1.4.0</w:t>
+      <w:t>WooCommerce Invoice Printer  1.4.4</w:t>
     </w:r>
   </w:p>
 </w:hdr>
